--- a/Assignment_06/Assignment_06_final.docx
+++ b/Assignment_06/Assignment_06_final.docx
@@ -168,10 +168,8 @@
           <w:sz w:val="24"/>
           <w:szCs w:val="24"/>
         </w:rPr>
-        <w:t xml:space="preserve">PROBLEM </w:t>
-      </w:r>
-      <w:proofErr w:type="spellStart"/>
-      <w:proofErr w:type="gramStart"/>
+        <w:t>PROBLEM STATEMENT:</w:t>
+      </w:r>
       <w:r>
         <w:rPr>
           <w:rFonts w:ascii="Times New Roman" w:eastAsia="Times New Roman" w:hAnsi="Times New Roman" w:cs="Times New Roman"/>
@@ -180,7 +178,7 @@
           <w:sz w:val="24"/>
           <w:szCs w:val="24"/>
         </w:rPr>
-        <w:t>STATEMENT:</w:t>
+        <w:t xml:space="preserve"> </w:t>
       </w:r>
       <w:r>
         <w:rPr>
@@ -188,17 +186,7 @@
           <w:sz w:val="24"/>
           <w:szCs w:val="24"/>
         </w:rPr>
-        <w:t>Write</w:t>
-      </w:r>
-      <w:proofErr w:type="spellEnd"/>
-      <w:proofErr w:type="gramEnd"/>
-      <w:r>
-        <w:rPr>
-          <w:rFonts w:ascii="Times New Roman" w:eastAsia="Times New Roman" w:hAnsi="Times New Roman" w:cs="Times New Roman"/>
-          <w:sz w:val="24"/>
-          <w:szCs w:val="24"/>
-        </w:rPr>
-        <w:t xml:space="preserve"> a C function to compute the factorial of a number with and without recursion.</w:t>
+        <w:t>Write a C function to compute the factorial of a number with and without recursion.</w:t>
       </w:r>
     </w:p>
     <w:p>
@@ -240,8 +228,8 @@
     <w:p>
       <w:pPr>
         <w:widowControl w:val="0"/>
-        <w:spacing w:before="81" w:line="254" w:lineRule="auto"/>
-        <w:ind w:left="10" w:right="373"/>
+        <w:spacing w:before="257" w:line="240" w:lineRule="auto"/>
+        <w:ind w:left="10"/>
         <w:rPr>
           <w:rFonts w:ascii="Times New Roman" w:eastAsia="Times New Roman" w:hAnsi="Times New Roman" w:cs="Times New Roman"/>
           <w:b/>
@@ -264,7 +252,8 @@
     <w:p>
       <w:pPr>
         <w:widowControl w:val="0"/>
-        <w:spacing w:before="27" w:line="240" w:lineRule="auto"/>
+        <w:spacing w:before="257" w:line="240" w:lineRule="auto"/>
+        <w:ind w:left="10"/>
         <w:rPr>
           <w:rFonts w:ascii="Times New Roman" w:eastAsia="Times New Roman" w:hAnsi="Times New Roman" w:cs="Times New Roman"/>
           <w:b/>
@@ -277,10 +266,151 @@
     <w:p>
       <w:pPr>
         <w:widowControl w:val="0"/>
-        <w:tabs>
-          <w:tab w:val="left" w:pos="726"/>
-        </w:tabs>
-        <w:spacing w:before="63" w:line="240" w:lineRule="auto"/>
+        <w:spacing w:before="257" w:line="240" w:lineRule="auto"/>
+        <w:ind w:left="10"/>
+        <w:rPr>
+          <w:rFonts w:ascii="Times New Roman" w:eastAsia="Times New Roman" w:hAnsi="Times New Roman" w:cs="Times New Roman"/>
+          <w:b/>
+          <w:bCs/>
+          <w:sz w:val="24"/>
+          <w:szCs w:val="24"/>
+        </w:rPr>
+      </w:pPr>
+      <w:r>
+        <w:rPr>
+          <w:rFonts w:ascii="Times New Roman" w:eastAsia="Times New Roman" w:hAnsi="Times New Roman" w:cs="Times New Roman"/>
+          <w:b/>
+          <w:bCs/>
+          <w:sz w:val="24"/>
+          <w:szCs w:val="24"/>
+        </w:rPr>
+        <w:t xml:space="preserve">To demonstrate two different approaches for calculating the factorial of a number: iterative (non-recursive) and recursive, showcasing the versatility of problem-solving methods in programming. </w:t>
+      </w:r>
+    </w:p>
+    <w:p>
+      <w:pPr>
+        <w:widowControl w:val="0"/>
+        <w:spacing w:before="257" w:line="240" w:lineRule="auto"/>
+        <w:ind w:left="10"/>
+        <w:rPr>
+          <w:rFonts w:ascii="Times New Roman" w:eastAsia="Times New Roman" w:hAnsi="Times New Roman" w:cs="Times New Roman"/>
+          <w:b/>
+          <w:bCs/>
+          <w:sz w:val="24"/>
+          <w:szCs w:val="24"/>
+        </w:rPr>
+      </w:pPr>
+    </w:p>
+    <w:p>
+      <w:pPr>
+        <w:widowControl w:val="0"/>
+        <w:spacing w:before="257" w:line="240" w:lineRule="auto"/>
+        <w:ind w:left="10"/>
+        <w:rPr>
+          <w:rFonts w:ascii="Times New Roman" w:eastAsia="Times New Roman" w:hAnsi="Times New Roman" w:cs="Times New Roman"/>
+          <w:b/>
+          <w:bCs/>
+          <w:sz w:val="24"/>
+          <w:szCs w:val="24"/>
+        </w:rPr>
+      </w:pPr>
+      <w:r>
+        <w:rPr>
+          <w:rFonts w:ascii="Times New Roman" w:eastAsia="Times New Roman" w:hAnsi="Times New Roman" w:cs="Times New Roman"/>
+          <w:b/>
+          <w:bCs/>
+          <w:sz w:val="24"/>
+          <w:szCs w:val="24"/>
+        </w:rPr>
+        <w:t>THEORY:</w:t>
+      </w:r>
+    </w:p>
+    <w:p>
+      <w:pPr>
+        <w:widowControl w:val="0"/>
+        <w:numPr>
+          <w:ilvl w:val="0"/>
+          <w:numId w:val="2"/>
+        </w:numPr>
+        <w:spacing w:before="257" w:line="240" w:lineRule="auto"/>
+        <w:rPr>
+          <w:rFonts w:ascii="Times New Roman" w:eastAsia="Times New Roman" w:hAnsi="Times New Roman" w:cs="Times New Roman"/>
+          <w:b/>
+          <w:bCs/>
+          <w:sz w:val="24"/>
+          <w:szCs w:val="24"/>
+        </w:rPr>
+      </w:pPr>
+      <w:r>
+        <w:rPr>
+          <w:rFonts w:ascii="Times New Roman" w:eastAsia="Times New Roman" w:hAnsi="Times New Roman" w:cs="Times New Roman"/>
+          <w:b/>
+          <w:bCs/>
+          <w:sz w:val="24"/>
+          <w:szCs w:val="24"/>
+        </w:rPr>
+        <w:t>Explain the difference between the iterative and recursive approaches to calculating the factorial of a number.</w:t>
+      </w:r>
+    </w:p>
+    <w:p>
+      <w:pPr>
+        <w:widowControl w:val="0"/>
+        <w:numPr>
+          <w:ilvl w:val="0"/>
+          <w:numId w:val="2"/>
+        </w:numPr>
+        <w:spacing w:before="257" w:line="240" w:lineRule="auto"/>
+        <w:rPr>
+          <w:rFonts w:ascii="Times New Roman" w:eastAsia="Times New Roman" w:hAnsi="Times New Roman" w:cs="Times New Roman"/>
+          <w:b/>
+          <w:bCs/>
+          <w:sz w:val="24"/>
+          <w:szCs w:val="24"/>
+        </w:rPr>
+      </w:pPr>
+      <w:r>
+        <w:rPr>
+          <w:rFonts w:ascii="Times New Roman" w:eastAsia="Times New Roman" w:hAnsi="Times New Roman" w:cs="Times New Roman"/>
+          <w:b/>
+          <w:bCs/>
+          <w:sz w:val="24"/>
+          <w:szCs w:val="24"/>
+        </w:rPr>
+        <w:t>What is the base case in the recursive function for computing factorials, and why is it necessary?</w:t>
+      </w:r>
+    </w:p>
+    <w:p>
+      <w:pPr>
+        <w:widowControl w:val="0"/>
+        <w:numPr>
+          <w:ilvl w:val="0"/>
+          <w:numId w:val="2"/>
+        </w:numPr>
+        <w:spacing w:before="257" w:line="240" w:lineRule="auto"/>
+        <w:rPr>
+          <w:rFonts w:ascii="Times New Roman" w:eastAsia="Times New Roman" w:hAnsi="Times New Roman" w:cs="Times New Roman"/>
+          <w:b/>
+          <w:bCs/>
+          <w:sz w:val="24"/>
+          <w:szCs w:val="24"/>
+        </w:rPr>
+      </w:pPr>
+      <w:r>
+        <w:rPr>
+          <w:rFonts w:ascii="Times New Roman" w:eastAsia="Times New Roman" w:hAnsi="Times New Roman" w:cs="Times New Roman"/>
+          <w:b/>
+          <w:bCs/>
+          <w:sz w:val="24"/>
+          <w:szCs w:val="24"/>
+        </w:rPr>
+        <w:t>How does the program handle invalid input, such as negative numbers, and why is this important?</w:t>
+      </w:r>
+    </w:p>
+    <w:p>
+      <w:pPr>
+        <w:widowControl w:val="0"/>
+        <w:spacing w:before="257" w:line="240" w:lineRule="auto"/>
+        <w:ind w:left="10"/>
         <w:rPr>
           <w:rFonts w:ascii="Times New Roman" w:eastAsia="Times New Roman" w:hAnsi="Times New Roman" w:cs="Times New Roman"/>
           <w:sz w:val="25"/>
@@ -290,67 +420,715 @@
       <w:r>
         <w:rPr>
           <w:rFonts w:ascii="Times New Roman" w:eastAsia="Times New Roman" w:hAnsi="Times New Roman" w:cs="Times New Roman"/>
+          <w:b/>
+          <w:bCs/>
           <w:sz w:val="25"/>
           <w:szCs w:val="25"/>
         </w:rPr>
-        <w:t xml:space="preserve">To demonstrate two different approaches for calculating the factorial of a number: </w:t>
-      </w:r>
-      <w:r>
-        <w:rPr>
-          <w:rFonts w:ascii="Times New Roman" w:eastAsia="Times New Roman" w:hAnsi="Times New Roman" w:cs="Times New Roman"/>
-          <w:b/>
-          <w:bCs/>
+        <w:t xml:space="preserve">PLATFORM: </w:t>
+      </w:r>
+      <w:r>
+        <w:rPr>
+          <w:rFonts w:ascii="Times New Roman" w:eastAsia="Times New Roman" w:hAnsi="Times New Roman" w:cs="Times New Roman"/>
           <w:sz w:val="25"/>
           <w:szCs w:val="25"/>
         </w:rPr>
-        <w:t>iterative (non-recursive)</w:t>
-      </w:r>
-      <w:r>
+        <w:t>Linux</w:t>
+      </w:r>
+    </w:p>
+    <w:p>
+      <w:pPr>
+        <w:widowControl w:val="0"/>
+        <w:spacing w:before="18" w:line="240" w:lineRule="auto"/>
         <w:rPr>
           <w:rFonts w:ascii="Times New Roman" w:eastAsia="Times New Roman" w:hAnsi="Times New Roman" w:cs="Times New Roman"/>
           <w:sz w:val="25"/>
           <w:szCs w:val="25"/>
         </w:rPr>
-        <w:t xml:space="preserve"> and </w:t>
-      </w:r>
-      <w:r>
-        <w:rPr>
-          <w:rFonts w:ascii="Times New Roman" w:eastAsia="Times New Roman" w:hAnsi="Times New Roman" w:cs="Times New Roman"/>
-          <w:b/>
-          <w:bCs/>
+      </w:pPr>
+    </w:p>
+    <w:p>
+      <w:pPr>
+        <w:widowControl w:val="0"/>
+        <w:spacing w:before="1" w:line="240" w:lineRule="auto"/>
+        <w:ind w:left="10"/>
+        <w:rPr>
+          <w:rFonts w:ascii="Times New Roman" w:eastAsia="Times New Roman" w:hAnsi="Times New Roman" w:cs="Times New Roman"/>
           <w:sz w:val="25"/>
           <w:szCs w:val="25"/>
         </w:rPr>
-        <w:t>recursive</w:t>
-      </w:r>
-      <w:r>
-        <w:rPr>
-          <w:rFonts w:ascii="Times New Roman" w:eastAsia="Times New Roman" w:hAnsi="Times New Roman" w:cs="Times New Roman"/>
+      </w:pPr>
+      <w:r>
+        <w:rPr>
+          <w:rFonts w:ascii="Times New Roman" w:eastAsia="Times New Roman" w:hAnsi="Times New Roman" w:cs="Times New Roman"/>
+          <w:b/>
+          <w:bCs/>
           <w:sz w:val="25"/>
           <w:szCs w:val="25"/>
         </w:rPr>
-        <w:t xml:space="preserve">, showcasing the versatility of problem-solving methods in programming. </w:t>
-      </w:r>
-    </w:p>
-    <w:p>
-      <w:pPr>
-        <w:widowControl w:val="0"/>
-        <w:spacing w:before="121" w:line="240" w:lineRule="auto"/>
+        <w:t xml:space="preserve">INPUT: </w:t>
+      </w:r>
+    </w:p>
+    <w:p>
+      <w:pPr>
+        <w:widowControl w:val="0"/>
+        <w:spacing w:before="257" w:line="240" w:lineRule="auto"/>
+        <w:ind w:left="10"/>
+        <w:rPr>
+          <w:rFonts w:ascii="Courier New" w:hAnsi="Courier New"/>
+          <w:b/>
+          <w:sz w:val="21"/>
+        </w:rPr>
+      </w:pPr>
+      <w:r>
+        <w:rPr>
+          <w:rFonts w:ascii="Courier New" w:hAnsi="Courier New"/>
+          <w:b/>
+          <w:sz w:val="21"/>
+        </w:rPr>
+        <w:t>#include &lt;</w:t>
+      </w:r>
+      <w:proofErr w:type="spellStart"/>
+      <w:r>
+        <w:rPr>
+          <w:rFonts w:ascii="Courier New" w:hAnsi="Courier New"/>
+          <w:b/>
+          <w:sz w:val="21"/>
+        </w:rPr>
+        <w:t>stdio.h</w:t>
+      </w:r>
+      <w:proofErr w:type="spellEnd"/>
+      <w:r>
+        <w:rPr>
+          <w:rFonts w:ascii="Courier New" w:hAnsi="Courier New"/>
+          <w:b/>
+          <w:sz w:val="21"/>
+        </w:rPr>
+        <w:t>&gt;</w:t>
+      </w:r>
+    </w:p>
+    <w:p>
+      <w:pPr>
+        <w:widowControl w:val="0"/>
+        <w:spacing w:before="257" w:line="240" w:lineRule="auto"/>
+        <w:ind w:left="10"/>
+        <w:rPr>
+          <w:rFonts w:ascii="Courier New" w:hAnsi="Courier New"/>
+          <w:b/>
+          <w:sz w:val="21"/>
+        </w:rPr>
+      </w:pPr>
+    </w:p>
+    <w:p>
+      <w:pPr>
+        <w:widowControl w:val="0"/>
+        <w:spacing w:before="257" w:line="240" w:lineRule="auto"/>
+        <w:ind w:left="10"/>
+        <w:rPr>
+          <w:rFonts w:ascii="Courier New" w:hAnsi="Courier New"/>
+          <w:b/>
+          <w:sz w:val="21"/>
+        </w:rPr>
+      </w:pPr>
+      <w:r>
+        <w:rPr>
+          <w:rFonts w:ascii="Courier New" w:hAnsi="Courier New"/>
+          <w:b/>
+          <w:sz w:val="21"/>
+        </w:rPr>
+        <w:t xml:space="preserve">int </w:t>
+      </w:r>
+      <w:proofErr w:type="gramStart"/>
+      <w:r>
+        <w:rPr>
+          <w:rFonts w:ascii="Courier New" w:hAnsi="Courier New"/>
+          <w:b/>
+          <w:sz w:val="21"/>
+        </w:rPr>
+        <w:t>fact(</w:t>
+      </w:r>
+      <w:proofErr w:type="gramEnd"/>
+      <w:r>
+        <w:rPr>
+          <w:rFonts w:ascii="Courier New" w:hAnsi="Courier New"/>
+          <w:b/>
+          <w:sz w:val="21"/>
+        </w:rPr>
+        <w:t xml:space="preserve">int </w:t>
+      </w:r>
+      <w:proofErr w:type="gramStart"/>
+      <w:r>
+        <w:rPr>
+          <w:rFonts w:ascii="Courier New" w:hAnsi="Courier New"/>
+          <w:b/>
+          <w:sz w:val="21"/>
+        </w:rPr>
+        <w:t>n){</w:t>
+      </w:r>
+      <w:proofErr w:type="gramEnd"/>
+    </w:p>
+    <w:p>
+      <w:pPr>
+        <w:widowControl w:val="0"/>
+        <w:spacing w:before="257" w:line="240" w:lineRule="auto"/>
+        <w:ind w:left="10"/>
+        <w:rPr>
+          <w:rFonts w:ascii="Courier New" w:hAnsi="Courier New"/>
+          <w:b/>
+          <w:sz w:val="21"/>
+        </w:rPr>
+      </w:pPr>
+      <w:r>
+        <w:rPr>
+          <w:rFonts w:ascii="Courier New" w:hAnsi="Courier New"/>
+          <w:b/>
+          <w:sz w:val="21"/>
+        </w:rPr>
+        <w:t xml:space="preserve">    if (n==1)</w:t>
+      </w:r>
+    </w:p>
+    <w:p>
+      <w:pPr>
+        <w:widowControl w:val="0"/>
+        <w:spacing w:before="257" w:line="240" w:lineRule="auto"/>
+        <w:ind w:left="10"/>
+        <w:rPr>
+          <w:rFonts w:ascii="Courier New" w:hAnsi="Courier New"/>
+          <w:b/>
+          <w:sz w:val="21"/>
+        </w:rPr>
+      </w:pPr>
+      <w:r>
+        <w:rPr>
+          <w:rFonts w:ascii="Courier New" w:hAnsi="Courier New"/>
+          <w:b/>
+          <w:sz w:val="21"/>
+        </w:rPr>
+        <w:t xml:space="preserve">        return 1;</w:t>
+      </w:r>
+    </w:p>
+    <w:p>
+      <w:pPr>
+        <w:widowControl w:val="0"/>
+        <w:spacing w:before="257" w:line="240" w:lineRule="auto"/>
+        <w:ind w:left="10"/>
+        <w:rPr>
+          <w:rFonts w:ascii="Courier New" w:hAnsi="Courier New"/>
+          <w:b/>
+          <w:sz w:val="21"/>
+        </w:rPr>
+      </w:pPr>
+      <w:r>
+        <w:rPr>
+          <w:rFonts w:ascii="Courier New" w:hAnsi="Courier New"/>
+          <w:b/>
+          <w:sz w:val="21"/>
+        </w:rPr>
+        <w:lastRenderedPageBreak/>
+        <w:t xml:space="preserve">    return n * fact(n-1);</w:t>
+      </w:r>
+    </w:p>
+    <w:p>
+      <w:pPr>
+        <w:widowControl w:val="0"/>
+        <w:spacing w:before="257" w:line="240" w:lineRule="auto"/>
+        <w:ind w:left="10"/>
+        <w:rPr>
+          <w:rFonts w:ascii="Courier New" w:hAnsi="Courier New"/>
+          <w:b/>
+          <w:sz w:val="21"/>
+        </w:rPr>
+      </w:pPr>
+      <w:r>
+        <w:rPr>
+          <w:rFonts w:ascii="Courier New" w:hAnsi="Courier New"/>
+          <w:b/>
+          <w:sz w:val="21"/>
+        </w:rPr>
+        <w:t>}</w:t>
+      </w:r>
+    </w:p>
+    <w:p>
+      <w:pPr>
+        <w:widowControl w:val="0"/>
+        <w:spacing w:before="257" w:line="240" w:lineRule="auto"/>
+        <w:ind w:left="10"/>
+        <w:rPr>
+          <w:rFonts w:ascii="Courier New" w:hAnsi="Courier New"/>
+          <w:b/>
+          <w:sz w:val="21"/>
+        </w:rPr>
+      </w:pPr>
+    </w:p>
+    <w:p>
+      <w:pPr>
+        <w:widowControl w:val="0"/>
+        <w:spacing w:before="257" w:line="240" w:lineRule="auto"/>
+        <w:ind w:left="10"/>
+        <w:rPr>
+          <w:rFonts w:ascii="Courier New" w:hAnsi="Courier New"/>
+          <w:b/>
+          <w:sz w:val="21"/>
+        </w:rPr>
+      </w:pPr>
+    </w:p>
+    <w:p>
+      <w:pPr>
+        <w:widowControl w:val="0"/>
+        <w:spacing w:before="257" w:line="240" w:lineRule="auto"/>
+        <w:ind w:left="10"/>
+        <w:rPr>
+          <w:rFonts w:ascii="Courier New" w:hAnsi="Courier New"/>
+          <w:b/>
+          <w:sz w:val="21"/>
+        </w:rPr>
+      </w:pPr>
+      <w:r>
+        <w:rPr>
+          <w:rFonts w:ascii="Courier New" w:hAnsi="Courier New"/>
+          <w:b/>
+          <w:sz w:val="21"/>
+        </w:rPr>
+        <w:t xml:space="preserve">int </w:t>
+      </w:r>
+      <w:proofErr w:type="gramStart"/>
+      <w:r>
+        <w:rPr>
+          <w:rFonts w:ascii="Courier New" w:hAnsi="Courier New"/>
+          <w:b/>
+          <w:sz w:val="21"/>
+        </w:rPr>
+        <w:t>main(</w:t>
+      </w:r>
+      <w:proofErr w:type="gramEnd"/>
+      <w:r>
+        <w:rPr>
+          <w:rFonts w:ascii="Courier New" w:hAnsi="Courier New"/>
+          <w:b/>
+          <w:sz w:val="21"/>
+        </w:rPr>
+        <w:t>) {</w:t>
+      </w:r>
+    </w:p>
+    <w:p>
+      <w:pPr>
+        <w:widowControl w:val="0"/>
+        <w:spacing w:before="257" w:line="240" w:lineRule="auto"/>
+        <w:ind w:left="10"/>
+        <w:rPr>
+          <w:rFonts w:ascii="Courier New" w:hAnsi="Courier New"/>
+          <w:b/>
+          <w:sz w:val="21"/>
+        </w:rPr>
+      </w:pPr>
+      <w:r>
+        <w:rPr>
+          <w:rFonts w:ascii="Courier New" w:hAnsi="Courier New"/>
+          <w:b/>
+          <w:sz w:val="21"/>
+        </w:rPr>
+        <w:t xml:space="preserve">    int n=5;</w:t>
+      </w:r>
+    </w:p>
+    <w:p>
+      <w:pPr>
+        <w:widowControl w:val="0"/>
+        <w:spacing w:before="257" w:line="240" w:lineRule="auto"/>
+        <w:ind w:left="10"/>
+        <w:rPr>
+          <w:rFonts w:ascii="Courier New" w:hAnsi="Courier New"/>
+          <w:b/>
+          <w:sz w:val="21"/>
+        </w:rPr>
+      </w:pPr>
+      <w:r>
+        <w:rPr>
+          <w:rFonts w:ascii="Courier New" w:hAnsi="Courier New"/>
+          <w:b/>
+          <w:sz w:val="21"/>
+        </w:rPr>
+        <w:t xml:space="preserve">    </w:t>
+      </w:r>
+      <w:proofErr w:type="spellStart"/>
+      <w:proofErr w:type="gramStart"/>
+      <w:r>
+        <w:rPr>
+          <w:rFonts w:ascii="Courier New" w:hAnsi="Courier New"/>
+          <w:b/>
+          <w:sz w:val="21"/>
+        </w:rPr>
+        <w:t>printf</w:t>
+      </w:r>
+      <w:proofErr w:type="spellEnd"/>
+      <w:r>
+        <w:rPr>
+          <w:rFonts w:ascii="Courier New" w:hAnsi="Courier New"/>
+          <w:b/>
+          <w:sz w:val="21"/>
+        </w:rPr>
+        <w:t>(</w:t>
+      </w:r>
+      <w:proofErr w:type="gramEnd"/>
+      <w:r>
+        <w:rPr>
+          <w:rFonts w:ascii="Courier New" w:hAnsi="Courier New"/>
+          <w:b/>
+          <w:sz w:val="21"/>
+        </w:rPr>
+        <w:t>"%d \</w:t>
+      </w:r>
+      <w:proofErr w:type="spellStart"/>
+      <w:r>
+        <w:rPr>
+          <w:rFonts w:ascii="Courier New" w:hAnsi="Courier New"/>
+          <w:b/>
+          <w:sz w:val="21"/>
+        </w:rPr>
+        <w:t>n</w:t>
+      </w:r>
+      <w:proofErr w:type="gramStart"/>
+      <w:r>
+        <w:rPr>
+          <w:rFonts w:ascii="Courier New" w:hAnsi="Courier New"/>
+          <w:b/>
+          <w:sz w:val="21"/>
+        </w:rPr>
+        <w:t>",fact</w:t>
+      </w:r>
+      <w:proofErr w:type="spellEnd"/>
+      <w:proofErr w:type="gramEnd"/>
+      <w:r>
+        <w:rPr>
+          <w:rFonts w:ascii="Courier New" w:hAnsi="Courier New"/>
+          <w:b/>
+          <w:sz w:val="21"/>
+        </w:rPr>
+        <w:t>(n));</w:t>
+      </w:r>
+    </w:p>
+    <w:p>
+      <w:pPr>
+        <w:widowControl w:val="0"/>
+        <w:spacing w:before="257" w:line="240" w:lineRule="auto"/>
+        <w:ind w:left="10"/>
+        <w:rPr>
+          <w:rFonts w:ascii="Courier New" w:hAnsi="Courier New"/>
+          <w:b/>
+          <w:sz w:val="21"/>
+        </w:rPr>
+      </w:pPr>
+      <w:r>
+        <w:rPr>
+          <w:rFonts w:ascii="Courier New" w:hAnsi="Courier New"/>
+          <w:b/>
+          <w:sz w:val="21"/>
+        </w:rPr>
+        <w:t xml:space="preserve">    int </w:t>
+      </w:r>
+      <w:proofErr w:type="spellStart"/>
+      <w:r>
+        <w:rPr>
+          <w:rFonts w:ascii="Courier New" w:hAnsi="Courier New"/>
+          <w:b/>
+          <w:sz w:val="21"/>
+        </w:rPr>
+        <w:t>factt</w:t>
+      </w:r>
+      <w:proofErr w:type="spellEnd"/>
+      <w:r>
+        <w:rPr>
+          <w:rFonts w:ascii="Courier New" w:hAnsi="Courier New"/>
+          <w:b/>
+          <w:sz w:val="21"/>
+        </w:rPr>
+        <w:t>=1;</w:t>
+      </w:r>
+    </w:p>
+    <w:p>
+      <w:pPr>
+        <w:widowControl w:val="0"/>
+        <w:spacing w:before="257" w:line="240" w:lineRule="auto"/>
+        <w:ind w:left="10"/>
+        <w:rPr>
+          <w:rFonts w:ascii="Courier New" w:hAnsi="Courier New"/>
+          <w:b/>
+          <w:sz w:val="21"/>
+        </w:rPr>
+      </w:pPr>
+      <w:r>
+        <w:rPr>
+          <w:rFonts w:ascii="Courier New" w:hAnsi="Courier New"/>
+          <w:b/>
+          <w:sz w:val="21"/>
+        </w:rPr>
+        <w:t xml:space="preserve">    </w:t>
+      </w:r>
+      <w:proofErr w:type="gramStart"/>
+      <w:r>
+        <w:rPr>
+          <w:rFonts w:ascii="Courier New" w:hAnsi="Courier New"/>
+          <w:b/>
+          <w:sz w:val="21"/>
+        </w:rPr>
+        <w:t>for(</w:t>
+      </w:r>
+      <w:proofErr w:type="gramEnd"/>
+      <w:r>
+        <w:rPr>
+          <w:rFonts w:ascii="Courier New" w:hAnsi="Courier New"/>
+          <w:b/>
+          <w:sz w:val="21"/>
+        </w:rPr>
+        <w:t xml:space="preserve">int </w:t>
+      </w:r>
+      <w:proofErr w:type="spellStart"/>
+      <w:r>
+        <w:rPr>
+          <w:rFonts w:ascii="Courier New" w:hAnsi="Courier New"/>
+          <w:b/>
+          <w:sz w:val="21"/>
+        </w:rPr>
+        <w:t>i</w:t>
+      </w:r>
+      <w:proofErr w:type="spellEnd"/>
+      <w:r>
+        <w:rPr>
+          <w:rFonts w:ascii="Courier New" w:hAnsi="Courier New"/>
+          <w:b/>
+          <w:sz w:val="21"/>
+        </w:rPr>
+        <w:t xml:space="preserve">=1; </w:t>
+      </w:r>
+      <w:proofErr w:type="spellStart"/>
+      <w:r>
+        <w:rPr>
+          <w:rFonts w:ascii="Courier New" w:hAnsi="Courier New"/>
+          <w:b/>
+          <w:sz w:val="21"/>
+        </w:rPr>
+        <w:t>i</w:t>
+      </w:r>
+      <w:proofErr w:type="spellEnd"/>
+      <w:r>
+        <w:rPr>
+          <w:rFonts w:ascii="Courier New" w:hAnsi="Courier New"/>
+          <w:b/>
+          <w:sz w:val="21"/>
+        </w:rPr>
+        <w:t xml:space="preserve">&lt;=5; </w:t>
+      </w:r>
+      <w:proofErr w:type="spellStart"/>
+      <w:r>
+        <w:rPr>
+          <w:rFonts w:ascii="Courier New" w:hAnsi="Courier New"/>
+          <w:b/>
+          <w:sz w:val="21"/>
+        </w:rPr>
+        <w:t>i</w:t>
+      </w:r>
+      <w:proofErr w:type="spellEnd"/>
+      <w:r>
+        <w:rPr>
+          <w:rFonts w:ascii="Courier New" w:hAnsi="Courier New"/>
+          <w:b/>
+          <w:sz w:val="21"/>
+        </w:rPr>
+        <w:t>+</w:t>
+      </w:r>
+      <w:proofErr w:type="gramStart"/>
+      <w:r>
+        <w:rPr>
+          <w:rFonts w:ascii="Courier New" w:hAnsi="Courier New"/>
+          <w:b/>
+          <w:sz w:val="21"/>
+        </w:rPr>
+        <w:t>+){</w:t>
+      </w:r>
+      <w:proofErr w:type="gramEnd"/>
+    </w:p>
+    <w:p>
+      <w:pPr>
+        <w:widowControl w:val="0"/>
+        <w:spacing w:before="257" w:line="240" w:lineRule="auto"/>
+        <w:ind w:left="10"/>
+        <w:rPr>
+          <w:rFonts w:ascii="Courier New" w:hAnsi="Courier New"/>
+          <w:b/>
+          <w:sz w:val="21"/>
+        </w:rPr>
+      </w:pPr>
+      <w:r>
+        <w:rPr>
+          <w:rFonts w:ascii="Courier New" w:hAnsi="Courier New"/>
+          <w:b/>
+          <w:sz w:val="21"/>
+        </w:rPr>
+        <w:t xml:space="preserve">        </w:t>
+      </w:r>
+      <w:proofErr w:type="spellStart"/>
+      <w:r>
+        <w:rPr>
+          <w:rFonts w:ascii="Courier New" w:hAnsi="Courier New"/>
+          <w:b/>
+          <w:sz w:val="21"/>
+        </w:rPr>
+        <w:t>factt</w:t>
+      </w:r>
+      <w:proofErr w:type="spellEnd"/>
+      <w:r>
+        <w:rPr>
+          <w:rFonts w:ascii="Courier New" w:hAnsi="Courier New"/>
+          <w:b/>
+          <w:sz w:val="21"/>
+        </w:rPr>
+        <w:t xml:space="preserve"> *= </w:t>
+      </w:r>
+      <w:proofErr w:type="spellStart"/>
+      <w:r>
+        <w:rPr>
+          <w:rFonts w:ascii="Courier New" w:hAnsi="Courier New"/>
+          <w:b/>
+          <w:sz w:val="21"/>
+        </w:rPr>
+        <w:t>i</w:t>
+      </w:r>
+      <w:proofErr w:type="spellEnd"/>
+      <w:r>
+        <w:rPr>
+          <w:rFonts w:ascii="Courier New" w:hAnsi="Courier New"/>
+          <w:b/>
+          <w:sz w:val="21"/>
+        </w:rPr>
+        <w:t>;</w:t>
+      </w:r>
+    </w:p>
+    <w:p>
+      <w:pPr>
+        <w:widowControl w:val="0"/>
+        <w:spacing w:before="257" w:line="240" w:lineRule="auto"/>
+        <w:ind w:left="10"/>
+        <w:rPr>
+          <w:rFonts w:ascii="Courier New" w:hAnsi="Courier New"/>
+          <w:b/>
+          <w:sz w:val="21"/>
+        </w:rPr>
+      </w:pPr>
+      <w:r>
+        <w:rPr>
+          <w:rFonts w:ascii="Courier New" w:hAnsi="Courier New"/>
+          <w:b/>
+          <w:sz w:val="21"/>
+        </w:rPr>
+        <w:t xml:space="preserve">    }</w:t>
+      </w:r>
+    </w:p>
+    <w:p>
+      <w:pPr>
+        <w:widowControl w:val="0"/>
+        <w:spacing w:before="257" w:line="240" w:lineRule="auto"/>
+        <w:ind w:left="10"/>
+        <w:rPr>
+          <w:rFonts w:ascii="Courier New" w:hAnsi="Courier New"/>
+          <w:b/>
+          <w:sz w:val="21"/>
+        </w:rPr>
+      </w:pPr>
+      <w:r>
+        <w:rPr>
+          <w:rFonts w:ascii="Courier New" w:hAnsi="Courier New"/>
+          <w:b/>
+          <w:sz w:val="21"/>
+        </w:rPr>
+        <w:t xml:space="preserve">    </w:t>
+      </w:r>
+      <w:proofErr w:type="spellStart"/>
+      <w:r>
+        <w:rPr>
+          <w:rFonts w:ascii="Courier New" w:hAnsi="Courier New"/>
+          <w:b/>
+          <w:sz w:val="21"/>
+        </w:rPr>
+        <w:t>printf</w:t>
+      </w:r>
+      <w:proofErr w:type="spellEnd"/>
+      <w:r>
+        <w:rPr>
+          <w:rFonts w:ascii="Courier New" w:hAnsi="Courier New"/>
+          <w:b/>
+          <w:sz w:val="21"/>
+        </w:rPr>
+        <w:t>("%d</w:t>
+      </w:r>
+      <w:proofErr w:type="gramStart"/>
+      <w:r>
+        <w:rPr>
+          <w:rFonts w:ascii="Courier New" w:hAnsi="Courier New"/>
+          <w:b/>
+          <w:sz w:val="21"/>
+        </w:rPr>
+        <w:t>",</w:t>
+      </w:r>
+      <w:proofErr w:type="spellStart"/>
+      <w:r>
+        <w:rPr>
+          <w:rFonts w:ascii="Courier New" w:hAnsi="Courier New"/>
+          <w:b/>
+          <w:sz w:val="21"/>
+        </w:rPr>
+        <w:t>factt</w:t>
+      </w:r>
+      <w:proofErr w:type="spellEnd"/>
+      <w:proofErr w:type="gramEnd"/>
+      <w:r>
+        <w:rPr>
+          <w:rFonts w:ascii="Courier New" w:hAnsi="Courier New"/>
+          <w:b/>
+          <w:sz w:val="21"/>
+        </w:rPr>
+        <w:t>);</w:t>
+      </w:r>
+    </w:p>
+    <w:p>
+      <w:pPr>
+        <w:widowControl w:val="0"/>
+        <w:spacing w:before="257" w:line="240" w:lineRule="auto"/>
+        <w:ind w:left="10"/>
+        <w:rPr>
+          <w:rFonts w:ascii="Courier New" w:hAnsi="Courier New"/>
+          <w:b/>
+          <w:sz w:val="21"/>
+        </w:rPr>
+      </w:pPr>
+      <w:r>
+        <w:rPr>
+          <w:rFonts w:ascii="Courier New" w:hAnsi="Courier New"/>
+          <w:b/>
+          <w:sz w:val="21"/>
+        </w:rPr>
+        <w:t xml:space="preserve">    </w:t>
+      </w:r>
+    </w:p>
+    <w:p>
+      <w:pPr>
+        <w:widowControl w:val="0"/>
+        <w:spacing w:before="257" w:line="240" w:lineRule="auto"/>
+        <w:ind w:left="10"/>
         <w:rPr>
           <w:rFonts w:ascii="Times New Roman" w:eastAsia="Times New Roman" w:hAnsi="Times New Roman" w:cs="Times New Roman"/>
           <w:sz w:val="25"/>
           <w:szCs w:val="25"/>
         </w:rPr>
       </w:pPr>
-    </w:p>
-    <w:p>
-      <w:pPr>
-        <w:pStyle w:val="Heading1"/>
-        <w:keepNext w:val="0"/>
-        <w:keepLines w:val="0"/>
-        <w:widowControl w:val="0"/>
-        <w:spacing w:before="0" w:after="0" w:line="240" w:lineRule="auto"/>
-        <w:ind w:left="10"/>
+      <w:proofErr w:type="gramStart"/>
+      <w:r>
+        <w:rPr>
+          <w:rFonts w:ascii="Courier New" w:hAnsi="Courier New"/>
+          <w:b/>
+          <w:sz w:val="21"/>
+        </w:rPr>
+        <w:t>}</w:t>
+      </w:r>
+      <w:r>
         <w:rPr>
           <w:rFonts w:ascii="Times New Roman" w:eastAsia="Times New Roman" w:hAnsi="Times New Roman" w:cs="Times New Roman"/>
           <w:b/>
@@ -358,7 +1136,9 @@
           <w:sz w:val="25"/>
           <w:szCs w:val="25"/>
         </w:rPr>
-      </w:pPr>
+        <w:t>OUTPUT</w:t>
+      </w:r>
+      <w:proofErr w:type="gramEnd"/>
       <w:r>
         <w:rPr>
           <w:rFonts w:ascii="Times New Roman" w:eastAsia="Times New Roman" w:hAnsi="Times New Roman" w:cs="Times New Roman"/>
@@ -367,392 +1147,7 @@
           <w:sz w:val="25"/>
           <w:szCs w:val="25"/>
         </w:rPr>
-        <w:t>THEORY:</w:t>
-      </w:r>
-    </w:p>
-    <w:p>
-      <w:pPr>
-        <w:widowControl w:val="0"/>
-        <w:spacing w:before="257" w:line="240" w:lineRule="auto"/>
-        <w:ind w:left="10"/>
-        <w:rPr>
-          <w:rFonts w:ascii="Times New Roman" w:eastAsia="Times New Roman" w:hAnsi="Times New Roman" w:cs="Times New Roman"/>
-          <w:sz w:val="24"/>
-          <w:szCs w:val="24"/>
-          <w:lang w:val="en-IN"/>
-        </w:rPr>
-      </w:pPr>
-      <w:r>
-        <w:rPr>
-          <w:rFonts w:ascii="Times New Roman" w:eastAsia="Times New Roman" w:hAnsi="Times New Roman" w:cs="Times New Roman"/>
-          <w:b/>
-          <w:bCs/>
-          <w:sz w:val="24"/>
-          <w:szCs w:val="24"/>
-          <w:lang w:val="en-IN"/>
-        </w:rPr>
-        <w:t>1) Explain the difference between the iterative and recursive approaches to calculating the factorial of a number.</w:t>
-      </w:r>
-      <w:r>
-        <w:rPr>
-          <w:rFonts w:ascii="Times New Roman" w:eastAsia="Times New Roman" w:hAnsi="Times New Roman" w:cs="Times New Roman"/>
-          <w:sz w:val="24"/>
-          <w:szCs w:val="24"/>
-          <w:lang w:val="en-IN"/>
-        </w:rPr>
-        <w:br/>
-        <w:t xml:space="preserve">Iterative uses loops to compute factorial step-by-step, while recursive calls the same function repeatedly using </w:t>
-      </w:r>
-      <m:oMath>
-        <m:r>
-          <w:rPr>
-            <w:rFonts w:ascii="Cambria Math" w:eastAsia="Times New Roman" w:hAnsi="Cambria Math" w:cs="Times New Roman"/>
-            <w:sz w:val="24"/>
-            <w:szCs w:val="24"/>
-            <w:lang w:val="en-IN"/>
-          </w:rPr>
-          <m:t>n!=n×(n-1)!</m:t>
-        </m:r>
-      </m:oMath>
-      <w:r>
-        <w:rPr>
-          <w:rFonts w:ascii="Times New Roman" w:eastAsia="Times New Roman" w:hAnsi="Times New Roman" w:cs="Times New Roman"/>
-          <w:sz w:val="24"/>
-          <w:szCs w:val="24"/>
-          <w:lang w:val="en-IN"/>
-        </w:rPr>
-        <w:t>.</w:t>
-      </w:r>
-      <w:r>
-        <w:rPr>
-          <w:rFonts w:ascii="Times New Roman" w:eastAsia="Times New Roman" w:hAnsi="Times New Roman" w:cs="Times New Roman"/>
-          <w:sz w:val="24"/>
-          <w:szCs w:val="24"/>
-          <w:lang w:val="en-IN"/>
-        </w:rPr>
-        <w:br/>
-        <w:t>Iterative is faster and memory-efficient, whereas recursion is more elegant but uses extra stack memory.</w:t>
-      </w:r>
-    </w:p>
-    <w:p>
-      <w:pPr>
-        <w:widowControl w:val="0"/>
-        <w:spacing w:before="257" w:line="240" w:lineRule="auto"/>
-        <w:ind w:left="10"/>
-        <w:rPr>
-          <w:rFonts w:ascii="Times New Roman" w:eastAsia="Times New Roman" w:hAnsi="Times New Roman" w:cs="Times New Roman"/>
-          <w:sz w:val="24"/>
-          <w:szCs w:val="24"/>
-          <w:lang w:val="en-IN"/>
-        </w:rPr>
-      </w:pPr>
-      <w:r>
-        <w:rPr>
-          <w:rFonts w:ascii="Times New Roman" w:eastAsia="Times New Roman" w:hAnsi="Times New Roman" w:cs="Times New Roman"/>
-          <w:sz w:val="24"/>
-          <w:szCs w:val="24"/>
-          <w:lang w:val="en-IN"/>
-        </w:rPr>
-        <w:pict w14:anchorId="4414BFCA">
-          <v:rect id="_x0000_i1049" style="width:0;height:1.5pt" o:hralign="center" o:hrstd="t" o:hr="t" fillcolor="#a0a0a0" stroked="f"/>
-        </w:pict>
-      </w:r>
-    </w:p>
-    <w:p>
-      <w:pPr>
-        <w:widowControl w:val="0"/>
-        <w:spacing w:before="257" w:line="240" w:lineRule="auto"/>
-        <w:ind w:left="10"/>
-        <w:rPr>
-          <w:rFonts w:ascii="Times New Roman" w:eastAsia="Times New Roman" w:hAnsi="Times New Roman" w:cs="Times New Roman"/>
-          <w:sz w:val="24"/>
-          <w:szCs w:val="24"/>
-          <w:lang w:val="en-IN"/>
-        </w:rPr>
-      </w:pPr>
-      <w:r>
-        <w:rPr>
-          <w:rFonts w:ascii="Times New Roman" w:eastAsia="Times New Roman" w:hAnsi="Times New Roman" w:cs="Times New Roman"/>
-          <w:b/>
-          <w:bCs/>
-          <w:sz w:val="24"/>
-          <w:szCs w:val="24"/>
-          <w:lang w:val="en-IN"/>
-        </w:rPr>
-        <w:t>2) What is the base case in the recursive function for computing factorials, and why is it necessary?</w:t>
-      </w:r>
-      <w:r>
-        <w:rPr>
-          <w:rFonts w:ascii="Times New Roman" w:eastAsia="Times New Roman" w:hAnsi="Times New Roman" w:cs="Times New Roman"/>
-          <w:sz w:val="24"/>
-          <w:szCs w:val="24"/>
-          <w:lang w:val="en-IN"/>
-        </w:rPr>
-        <w:br/>
-        <w:t xml:space="preserve">The base case is </w:t>
-      </w:r>
-      <m:oMath>
-        <m:r>
-          <w:rPr>
-            <w:rFonts w:ascii="Cambria Math" w:eastAsia="Times New Roman" w:hAnsi="Cambria Math" w:cs="Times New Roman"/>
-            <w:sz w:val="24"/>
-            <w:szCs w:val="24"/>
-            <w:lang w:val="en-IN"/>
-          </w:rPr>
-          <m:t>0!=1</m:t>
-        </m:r>
-      </m:oMath>
-      <w:r>
-        <w:rPr>
-          <w:rFonts w:ascii="Times New Roman" w:eastAsia="Times New Roman" w:hAnsi="Times New Roman" w:cs="Times New Roman"/>
-          <w:sz w:val="24"/>
-          <w:szCs w:val="24"/>
-          <w:lang w:val="en-IN"/>
-        </w:rPr>
-        <w:t xml:space="preserve">(or </w:t>
-      </w:r>
-      <m:oMath>
-        <m:r>
-          <w:rPr>
-            <w:rFonts w:ascii="Cambria Math" w:eastAsia="Times New Roman" w:hAnsi="Cambria Math" w:cs="Times New Roman"/>
-            <w:sz w:val="24"/>
-            <w:szCs w:val="24"/>
-            <w:lang w:val="en-IN"/>
-          </w:rPr>
-          <m:t>1!=1</m:t>
-        </m:r>
-      </m:oMath>
-      <w:r>
-        <w:rPr>
-          <w:rFonts w:ascii="Times New Roman" w:eastAsia="Times New Roman" w:hAnsi="Times New Roman" w:cs="Times New Roman"/>
-          <w:sz w:val="24"/>
-          <w:szCs w:val="24"/>
-          <w:lang w:val="en-IN"/>
-        </w:rPr>
-        <w:t>), which stops further recursive calls.</w:t>
-      </w:r>
-      <w:r>
-        <w:rPr>
-          <w:rFonts w:ascii="Times New Roman" w:eastAsia="Times New Roman" w:hAnsi="Times New Roman" w:cs="Times New Roman"/>
-          <w:sz w:val="24"/>
-          <w:szCs w:val="24"/>
-          <w:lang w:val="en-IN"/>
-        </w:rPr>
-        <w:br/>
-        <w:t>It is necessary to prevent infinite recursion and provide a terminating condition.</w:t>
-      </w:r>
-    </w:p>
-    <w:p>
-      <w:pPr>
-        <w:widowControl w:val="0"/>
-        <w:spacing w:before="257" w:line="240" w:lineRule="auto"/>
-        <w:ind w:left="10"/>
-        <w:rPr>
-          <w:rFonts w:ascii="Times New Roman" w:eastAsia="Times New Roman" w:hAnsi="Times New Roman" w:cs="Times New Roman"/>
-          <w:sz w:val="24"/>
-          <w:szCs w:val="24"/>
-          <w:lang w:val="en-IN"/>
-        </w:rPr>
-      </w:pPr>
-      <w:r>
-        <w:rPr>
-          <w:rFonts w:ascii="Times New Roman" w:eastAsia="Times New Roman" w:hAnsi="Times New Roman" w:cs="Times New Roman"/>
-          <w:sz w:val="24"/>
-          <w:szCs w:val="24"/>
-          <w:lang w:val="en-IN"/>
-        </w:rPr>
-        <w:pict w14:anchorId="6B0E8C8F">
-          <v:rect id="_x0000_i1050" style="width:0;height:1.5pt" o:hralign="center" o:hrstd="t" o:hr="t" fillcolor="#a0a0a0" stroked="f"/>
-        </w:pict>
-      </w:r>
-    </w:p>
-    <w:p>
-      <w:pPr>
-        <w:widowControl w:val="0"/>
-        <w:spacing w:before="257" w:line="240" w:lineRule="auto"/>
-        <w:ind w:left="10"/>
-        <w:rPr>
-          <w:rFonts w:ascii="Times New Roman" w:eastAsia="Times New Roman" w:hAnsi="Times New Roman" w:cs="Times New Roman"/>
-          <w:sz w:val="24"/>
-          <w:szCs w:val="24"/>
-          <w:lang w:val="en-IN"/>
-        </w:rPr>
-      </w:pPr>
-      <w:r>
-        <w:rPr>
-          <w:rFonts w:ascii="Times New Roman" w:eastAsia="Times New Roman" w:hAnsi="Times New Roman" w:cs="Times New Roman"/>
-          <w:b/>
-          <w:bCs/>
-          <w:sz w:val="24"/>
-          <w:szCs w:val="24"/>
-          <w:lang w:val="en-IN"/>
-        </w:rPr>
-        <w:t>3) What is a function and why is it important?</w:t>
-      </w:r>
-      <w:r>
-        <w:rPr>
-          <w:rFonts w:ascii="Times New Roman" w:eastAsia="Times New Roman" w:hAnsi="Times New Roman" w:cs="Times New Roman"/>
-          <w:sz w:val="24"/>
-          <w:szCs w:val="24"/>
-          <w:lang w:val="en-IN"/>
-        </w:rPr>
-        <w:br/>
-        <w:t>A function is a reusable block of code designed to perform a specific task.</w:t>
-      </w:r>
-      <w:r>
-        <w:rPr>
-          <w:rFonts w:ascii="Times New Roman" w:eastAsia="Times New Roman" w:hAnsi="Times New Roman" w:cs="Times New Roman"/>
-          <w:sz w:val="24"/>
-          <w:szCs w:val="24"/>
-          <w:lang w:val="en-IN"/>
-        </w:rPr>
-        <w:br/>
-        <w:t>It improves modularity, reduces repetition, and makes programs easier to read, test, and maintain.</w:t>
-      </w:r>
-    </w:p>
-    <w:p>
-      <w:pPr>
-        <w:widowControl w:val="0"/>
-        <w:spacing w:before="257" w:line="240" w:lineRule="auto"/>
-        <w:ind w:left="10"/>
-        <w:rPr>
-          <w:rFonts w:ascii="Times New Roman" w:eastAsia="Times New Roman" w:hAnsi="Times New Roman" w:cs="Times New Roman"/>
-          <w:sz w:val="24"/>
-          <w:szCs w:val="24"/>
-          <w:lang w:val="en-IN"/>
-        </w:rPr>
-      </w:pPr>
-      <w:r>
-        <w:rPr>
-          <w:rFonts w:ascii="Times New Roman" w:eastAsia="Times New Roman" w:hAnsi="Times New Roman" w:cs="Times New Roman"/>
-          <w:sz w:val="24"/>
-          <w:szCs w:val="24"/>
-          <w:lang w:val="en-IN"/>
-        </w:rPr>
-        <w:pict w14:anchorId="28334489">
-          <v:rect id="_x0000_i1051" style="width:0;height:1.5pt" o:hralign="center" o:hrstd="t" o:hr="t" fillcolor="#a0a0a0" stroked="f"/>
-        </w:pict>
-      </w:r>
-    </w:p>
-    <w:p>
-      <w:pPr>
-        <w:widowControl w:val="0"/>
-        <w:spacing w:before="257" w:line="240" w:lineRule="auto"/>
-        <w:ind w:left="10"/>
-        <w:rPr>
-          <w:rFonts w:ascii="Times New Roman" w:eastAsia="Times New Roman" w:hAnsi="Times New Roman" w:cs="Times New Roman"/>
-          <w:sz w:val="24"/>
-          <w:szCs w:val="24"/>
-          <w:lang w:val="en-IN"/>
-        </w:rPr>
-      </w:pPr>
-      <w:r>
-        <w:rPr>
-          <w:rFonts w:ascii="Times New Roman" w:eastAsia="Times New Roman" w:hAnsi="Times New Roman" w:cs="Times New Roman"/>
-          <w:b/>
-          <w:bCs/>
-          <w:sz w:val="24"/>
-          <w:szCs w:val="24"/>
-          <w:lang w:val="en-IN"/>
-        </w:rPr>
-        <w:t>4) How does the program handle invalid input, such as negative numbers, and why is this important?</w:t>
-      </w:r>
-      <w:r>
-        <w:rPr>
-          <w:rFonts w:ascii="Times New Roman" w:eastAsia="Times New Roman" w:hAnsi="Times New Roman" w:cs="Times New Roman"/>
-          <w:sz w:val="24"/>
-          <w:szCs w:val="24"/>
-          <w:lang w:val="en-IN"/>
-        </w:rPr>
-        <w:br/>
-      </w:r>
-      <w:r>
-        <w:rPr>
-          <w:rFonts w:ascii="Times New Roman" w:eastAsia="Times New Roman" w:hAnsi="Times New Roman" w:cs="Times New Roman"/>
-          <w:sz w:val="24"/>
-          <w:szCs w:val="24"/>
-          <w:lang w:val="en-IN"/>
-        </w:rPr>
-        <w:lastRenderedPageBreak/>
-        <w:t>The program checks if the number is negative and displays an error message or stops execution.</w:t>
-      </w:r>
-      <w:r>
-        <w:rPr>
-          <w:rFonts w:ascii="Times New Roman" w:eastAsia="Times New Roman" w:hAnsi="Times New Roman" w:cs="Times New Roman"/>
-          <w:sz w:val="24"/>
-          <w:szCs w:val="24"/>
-          <w:lang w:val="en-IN"/>
-        </w:rPr>
-        <w:br/>
-        <w:t>This is important because factorial is not defined for negative numbers and prevents incorrect results.</w:t>
-      </w:r>
-    </w:p>
-    <w:p>
-      <w:pPr>
-        <w:widowControl w:val="0"/>
-        <w:spacing w:before="257" w:line="240" w:lineRule="auto"/>
-        <w:ind w:left="10"/>
-        <w:rPr>
-          <w:rFonts w:ascii="Times New Roman" w:eastAsia="Times New Roman" w:hAnsi="Times New Roman" w:cs="Times New Roman"/>
-          <w:sz w:val="24"/>
-          <w:szCs w:val="24"/>
-          <w:lang w:val="en-IN"/>
-        </w:rPr>
-      </w:pPr>
-      <w:r>
-        <w:rPr>
-          <w:rFonts w:ascii="Times New Roman" w:eastAsia="Times New Roman" w:hAnsi="Times New Roman" w:cs="Times New Roman"/>
-          <w:sz w:val="24"/>
-          <w:szCs w:val="24"/>
-          <w:lang w:val="en-IN"/>
-        </w:rPr>
-        <w:pict w14:anchorId="51D8F58A">
-          <v:rect id="_x0000_i1052" style="width:0;height:1.5pt" o:hralign="center" o:hrstd="t" o:hr="t" fillcolor="#a0a0a0" stroked="f"/>
-        </w:pict>
-      </w:r>
-    </w:p>
-    <w:p>
-      <w:pPr>
-        <w:widowControl w:val="0"/>
-        <w:spacing w:before="257" w:line="240" w:lineRule="auto"/>
-        <w:ind w:left="10"/>
-        <w:rPr>
-          <w:rFonts w:ascii="Times New Roman" w:eastAsia="Times New Roman" w:hAnsi="Times New Roman" w:cs="Times New Roman"/>
-          <w:sz w:val="24"/>
-          <w:szCs w:val="24"/>
-          <w:lang w:val="en-IN"/>
-        </w:rPr>
-      </w:pPr>
-      <w:r>
-        <w:rPr>
-          <w:rFonts w:ascii="Times New Roman" w:eastAsia="Times New Roman" w:hAnsi="Times New Roman" w:cs="Times New Roman"/>
-          <w:b/>
-          <w:bCs/>
-          <w:sz w:val="24"/>
-          <w:szCs w:val="24"/>
-          <w:lang w:val="en-IN"/>
-        </w:rPr>
-        <w:t>5) Why is handling invalid input an important programming concept?</w:t>
-      </w:r>
-      <w:r>
-        <w:rPr>
-          <w:rFonts w:ascii="Times New Roman" w:eastAsia="Times New Roman" w:hAnsi="Times New Roman" w:cs="Times New Roman"/>
-          <w:sz w:val="24"/>
-          <w:szCs w:val="24"/>
-          <w:lang w:val="en-IN"/>
-        </w:rPr>
-        <w:br/>
-        <w:t>Handling invalid input ensures correct logic, prevents errors, and improves program reliability.</w:t>
-      </w:r>
-      <w:r>
-        <w:rPr>
-          <w:rFonts w:ascii="Times New Roman" w:eastAsia="Times New Roman" w:hAnsi="Times New Roman" w:cs="Times New Roman"/>
-          <w:sz w:val="24"/>
-          <w:szCs w:val="24"/>
-          <w:lang w:val="en-IN"/>
-        </w:rPr>
-        <w:br/>
-        <w:t>It helps in structured problem solving and makes programs easier to maintain and debug.</w:t>
+        <w:t xml:space="preserve">: </w:t>
       </w:r>
     </w:p>
     <w:p>
@@ -768,41 +1163,72 @@
       </w:pPr>
       <w:r>
         <w:rPr>
-          <w:rFonts w:ascii="Times New Roman" w:eastAsia="Times New Roman" w:hAnsi="Times New Roman" w:cs="Times New Roman"/>
-          <w:b/>
-          <w:bCs/>
+          <w:rFonts w:ascii="Times New Roman" w:hAnsi="Times New Roman"/>
+          <w:b/>
+          <w:sz w:val="25"/>
+        </w:rPr>
+        <w:t>Enter a number: 5</w:t>
+      </w:r>
+    </w:p>
+    <w:p>
+      <w:pPr>
+        <w:widowControl w:val="0"/>
+        <w:spacing w:before="257" w:line="240" w:lineRule="auto"/>
+        <w:ind w:left="10"/>
+        <w:rPr>
+          <w:rFonts w:ascii="Times New Roman" w:hAnsi="Times New Roman"/>
+          <w:b/>
+          <w:sz w:val="25"/>
+        </w:rPr>
+      </w:pPr>
+      <w:r>
+        <w:rPr>
+          <w:rFonts w:ascii="Times New Roman" w:hAnsi="Times New Roman"/>
+          <w:b/>
+          <w:sz w:val="25"/>
+        </w:rPr>
+        <w:t>Factorial = 120</w:t>
+      </w:r>
+    </w:p>
+    <w:p>
+      <w:pPr>
+        <w:widowControl w:val="0"/>
+        <w:spacing w:before="257" w:line="240" w:lineRule="auto"/>
+        <w:ind w:left="10"/>
+        <w:rPr>
+          <w:rFonts w:ascii="Times New Roman" w:eastAsia="Times New Roman" w:hAnsi="Times New Roman" w:cs="Times New Roman"/>
           <w:sz w:val="25"/>
           <w:szCs w:val="25"/>
         </w:rPr>
-        <w:t xml:space="preserve">PLATFORM: </w:t>
-      </w:r>
-      <w:r>
-        <w:rPr>
-          <w:rFonts w:ascii="Times New Roman" w:eastAsia="Times New Roman" w:hAnsi="Times New Roman" w:cs="Times New Roman"/>
+      </w:pPr>
+    </w:p>
+    <w:p>
+      <w:pPr>
+        <w:rPr>
+          <w:rFonts w:ascii="Times New Roman" w:eastAsia="Times New Roman" w:hAnsi="Times New Roman" w:cs="Times New Roman"/>
+          <w:b/>
+          <w:bCs/>
           <w:sz w:val="25"/>
           <w:szCs w:val="25"/>
         </w:rPr>
-        <w:t>Linux</w:t>
-      </w:r>
-    </w:p>
-    <w:p>
-      <w:pPr>
-        <w:widowControl w:val="0"/>
-        <w:spacing w:before="18" w:line="240" w:lineRule="auto"/>
-        <w:rPr>
-          <w:rFonts w:ascii="Times New Roman" w:eastAsia="Times New Roman" w:hAnsi="Times New Roman" w:cs="Times New Roman"/>
+      </w:pPr>
+      <w:r>
+        <w:rPr>
+          <w:rFonts w:ascii="Times New Roman" w:eastAsia="Times New Roman" w:hAnsi="Times New Roman" w:cs="Times New Roman"/>
+          <w:b/>
+          <w:bCs/>
           <w:sz w:val="25"/>
           <w:szCs w:val="25"/>
         </w:rPr>
-      </w:pPr>
-    </w:p>
-    <w:p>
-      <w:pPr>
-        <w:widowControl w:val="0"/>
-        <w:spacing w:before="1" w:line="240" w:lineRule="auto"/>
-        <w:ind w:left="10"/>
-        <w:rPr>
-          <w:rFonts w:ascii="Times New Roman" w:eastAsia="Times New Roman" w:hAnsi="Times New Roman" w:cs="Times New Roman"/>
+        <w:t>CONCLUSION: Thus, we have successfully executed factorial of a number with and without recursion.</w:t>
+      </w:r>
+    </w:p>
+    <w:p>
+      <w:pPr>
+        <w:rPr>
+          <w:rFonts w:ascii="Times New Roman" w:eastAsia="Times New Roman" w:hAnsi="Times New Roman" w:cs="Times New Roman"/>
+          <w:b/>
+          <w:bCs/>
           <w:sz w:val="25"/>
           <w:szCs w:val="25"/>
         </w:rPr>
@@ -815,546 +1241,49 @@
           <w:sz w:val="25"/>
           <w:szCs w:val="25"/>
         </w:rPr>
-        <w:t xml:space="preserve">INPUT: </w:t>
-      </w:r>
-    </w:p>
-    <w:p>
-      <w:pPr>
-        <w:widowControl w:val="0"/>
-        <w:spacing w:before="1" w:line="240" w:lineRule="auto"/>
-        <w:ind w:left="10"/>
-        <w:rPr>
-          <w:rFonts w:ascii="Times New Roman" w:eastAsia="Times New Roman" w:hAnsi="Times New Roman" w:cs="Times New Roman"/>
+        <w:t>FAQs:</w:t>
+      </w:r>
+    </w:p>
+    <w:p>
+      <w:pPr>
+        <w:rPr>
+          <w:rFonts w:ascii="Times New Roman" w:eastAsia="Times New Roman" w:hAnsi="Times New Roman" w:cs="Times New Roman"/>
+          <w:b/>
+          <w:bCs/>
           <w:sz w:val="25"/>
           <w:szCs w:val="25"/>
         </w:rPr>
       </w:pPr>
       <w:r>
         <w:rPr>
-          <w:rFonts w:ascii="Courier New" w:hAnsi="Courier New"/>
-          <w:b/>
-          <w:sz w:val="21"/>
-        </w:rPr>
-        <w:t>#include &lt;stdio.h&gt;</w:t>
-      </w:r>
-    </w:p>
-    <w:p>
-      <w:pPr>
-        <w:widowControl w:val="0"/>
-        <w:spacing w:before="1" w:line="240" w:lineRule="auto"/>
-        <w:ind w:left="10"/>
-        <w:rPr>
-          <w:rFonts w:ascii="Times New Roman" w:eastAsia="Times New Roman" w:hAnsi="Times New Roman" w:cs="Times New Roman"/>
+          <w:rFonts w:ascii="Times New Roman" w:eastAsia="Times New Roman" w:hAnsi="Times New Roman" w:cs="Times New Roman"/>
+          <w:b/>
+          <w:bCs/>
           <w:sz w:val="25"/>
           <w:szCs w:val="25"/>
         </w:rPr>
-      </w:pPr>
-    </w:p>
-    <w:p>
-      <w:pPr>
-        <w:widowControl w:val="0"/>
-        <w:spacing w:before="1" w:line="240" w:lineRule="auto"/>
-        <w:ind w:left="10"/>
-        <w:rPr>
-          <w:rFonts w:ascii="Times New Roman" w:eastAsia="Times New Roman" w:hAnsi="Times New Roman" w:cs="Times New Roman"/>
+        <w:t>1. What is the purpose of calculating factorial in programming?</w:t>
+      </w:r>
+    </w:p>
+    <w:p>
+      <w:pPr>
+        <w:rPr>
+          <w:rFonts w:ascii="Times New Roman" w:eastAsia="Times New Roman" w:hAnsi="Times New Roman" w:cs="Times New Roman"/>
+          <w:b/>
+          <w:bCs/>
           <w:sz w:val="25"/>
           <w:szCs w:val="25"/>
         </w:rPr>
       </w:pPr>
       <w:r>
         <w:rPr>
-          <w:rFonts w:ascii="Courier New" w:hAnsi="Courier New"/>
-          <w:b/>
-          <w:sz w:val="21"/>
-        </w:rPr>
-        <w:t>int main()</w:t>
-      </w:r>
-    </w:p>
-    <w:p>
-      <w:pPr>
-        <w:widowControl w:val="0"/>
-        <w:spacing w:before="1" w:line="240" w:lineRule="auto"/>
-        <w:ind w:left="10"/>
-        <w:rPr>
-          <w:rFonts w:ascii="Times New Roman" w:eastAsia="Times New Roman" w:hAnsi="Times New Roman" w:cs="Times New Roman"/>
+          <w:rFonts w:ascii="Times New Roman" w:eastAsia="Times New Roman" w:hAnsi="Times New Roman" w:cs="Times New Roman"/>
+          <w:b/>
+          <w:bCs/>
           <w:sz w:val="25"/>
           <w:szCs w:val="25"/>
         </w:rPr>
-      </w:pPr>
-      <w:r>
-        <w:rPr>
-          <w:rFonts w:ascii="Courier New" w:hAnsi="Courier New"/>
-          <w:b/>
-          <w:sz w:val="21"/>
-        </w:rPr>
-        <w:t>{</w:t>
-      </w:r>
-    </w:p>
-    <w:p>
-      <w:pPr>
-        <w:widowControl w:val="0"/>
-        <w:spacing w:before="1" w:line="240" w:lineRule="auto"/>
-        <w:ind w:left="10"/>
-        <w:rPr>
-          <w:rFonts w:ascii="Times New Roman" w:eastAsia="Times New Roman" w:hAnsi="Times New Roman" w:cs="Times New Roman"/>
-          <w:sz w:val="25"/>
-          <w:szCs w:val="25"/>
-        </w:rPr>
-      </w:pPr>
-      <w:r>
-        <w:rPr>
-          <w:rFonts w:ascii="Courier New" w:hAnsi="Courier New"/>
-          <w:b/>
-          <w:sz w:val="21"/>
-        </w:rPr>
-        <w:t xml:space="preserve">    int n, i;</w:t>
-      </w:r>
-    </w:p>
-    <w:p>
-      <w:pPr>
-        <w:widowControl w:val="0"/>
-        <w:spacing w:before="1" w:line="240" w:lineRule="auto"/>
-        <w:ind w:left="10"/>
-        <w:rPr>
-          <w:rFonts w:ascii="Times New Roman" w:eastAsia="Times New Roman" w:hAnsi="Times New Roman" w:cs="Times New Roman"/>
-          <w:sz w:val="25"/>
-          <w:szCs w:val="25"/>
-        </w:rPr>
-      </w:pPr>
-      <w:r>
-        <w:rPr>
-          <w:rFonts w:ascii="Courier New" w:hAnsi="Courier New"/>
-          <w:b/>
-          <w:sz w:val="21"/>
-        </w:rPr>
-        <w:t xml:space="preserve">    long long fact = 1;</w:t>
-      </w:r>
-    </w:p>
-    <w:p>
-      <w:pPr>
-        <w:widowControl w:val="0"/>
-        <w:spacing w:before="1" w:line="240" w:lineRule="auto"/>
-        <w:ind w:left="10"/>
-        <w:rPr>
-          <w:rFonts w:ascii="Times New Roman" w:eastAsia="Times New Roman" w:hAnsi="Times New Roman" w:cs="Times New Roman"/>
-          <w:sz w:val="25"/>
-          <w:szCs w:val="25"/>
-        </w:rPr>
-      </w:pPr>
-    </w:p>
-    <w:p>
-      <w:pPr>
-        <w:widowControl w:val="0"/>
-        <w:spacing w:before="1" w:line="240" w:lineRule="auto"/>
-        <w:ind w:left="10"/>
-        <w:rPr>
-          <w:rFonts w:ascii="Times New Roman" w:eastAsia="Times New Roman" w:hAnsi="Times New Roman" w:cs="Times New Roman"/>
-          <w:sz w:val="25"/>
-          <w:szCs w:val="25"/>
-        </w:rPr>
-      </w:pPr>
-      <w:r>
-        <w:rPr>
-          <w:rFonts w:ascii="Courier New" w:hAnsi="Courier New"/>
-          <w:b/>
-          <w:sz w:val="21"/>
-        </w:rPr>
-        <w:t xml:space="preserve">    printf("Enter a number: ");</w:t>
-      </w:r>
-    </w:p>
-    <w:p>
-      <w:pPr>
-        <w:widowControl w:val="0"/>
-        <w:spacing w:before="1" w:line="240" w:lineRule="auto"/>
-        <w:ind w:left="10"/>
-        <w:rPr>
-          <w:rFonts w:ascii="Times New Roman" w:eastAsia="Times New Roman" w:hAnsi="Times New Roman" w:cs="Times New Roman"/>
-          <w:sz w:val="25"/>
-          <w:szCs w:val="25"/>
-        </w:rPr>
-      </w:pPr>
-      <w:r>
-        <w:rPr>
-          <w:rFonts w:ascii="Courier New" w:hAnsi="Courier New"/>
-          <w:b/>
-          <w:sz w:val="21"/>
-        </w:rPr>
-        <w:t xml:space="preserve">    scanf("%d", &amp;n);</w:t>
-      </w:r>
-    </w:p>
-    <w:p>
-      <w:pPr>
-        <w:widowControl w:val="0"/>
-        <w:spacing w:before="1" w:line="240" w:lineRule="auto"/>
-        <w:ind w:left="10"/>
-        <w:rPr>
-          <w:rFonts w:ascii="Times New Roman" w:eastAsia="Times New Roman" w:hAnsi="Times New Roman" w:cs="Times New Roman"/>
-          <w:sz w:val="25"/>
-          <w:szCs w:val="25"/>
-        </w:rPr>
-      </w:pPr>
-    </w:p>
-    <w:p>
-      <w:pPr>
-        <w:widowControl w:val="0"/>
-        <w:spacing w:before="1" w:line="240" w:lineRule="auto"/>
-        <w:ind w:left="10"/>
-        <w:rPr>
-          <w:rFonts w:ascii="Times New Roman" w:eastAsia="Times New Roman" w:hAnsi="Times New Roman" w:cs="Times New Roman"/>
-          <w:sz w:val="25"/>
-          <w:szCs w:val="25"/>
-        </w:rPr>
-      </w:pPr>
-      <w:r>
-        <w:rPr>
-          <w:rFonts w:ascii="Courier New" w:hAnsi="Courier New"/>
-          <w:b/>
-          <w:sz w:val="21"/>
-        </w:rPr>
-        <w:t xml:space="preserve">    for (i = 1; i &lt;= n; i++)</w:t>
-      </w:r>
-    </w:p>
-    <w:p>
-      <w:pPr>
-        <w:widowControl w:val="0"/>
-        <w:spacing w:before="1" w:line="240" w:lineRule="auto"/>
-        <w:ind w:left="10"/>
-        <w:rPr>
-          <w:rFonts w:ascii="Times New Roman" w:eastAsia="Times New Roman" w:hAnsi="Times New Roman" w:cs="Times New Roman"/>
-          <w:sz w:val="25"/>
-          <w:szCs w:val="25"/>
-        </w:rPr>
-      </w:pPr>
-      <w:r>
-        <w:rPr>
-          <w:rFonts w:ascii="Courier New" w:hAnsi="Courier New"/>
-          <w:b/>
-          <w:sz w:val="21"/>
-        </w:rPr>
-        <w:t xml:space="preserve">    {</w:t>
-      </w:r>
-    </w:p>
-    <w:p>
-      <w:pPr>
-        <w:widowControl w:val="0"/>
-        <w:spacing w:before="1" w:line="240" w:lineRule="auto"/>
-        <w:ind w:left="10"/>
-        <w:rPr>
-          <w:rFonts w:ascii="Times New Roman" w:eastAsia="Times New Roman" w:hAnsi="Times New Roman" w:cs="Times New Roman"/>
-          <w:sz w:val="25"/>
-          <w:szCs w:val="25"/>
-        </w:rPr>
-      </w:pPr>
-      <w:r>
-        <w:rPr>
-          <w:rFonts w:ascii="Courier New" w:hAnsi="Courier New"/>
-          <w:b/>
-          <w:sz w:val="21"/>
-        </w:rPr>
-        <w:t xml:space="preserve">        fact = fact * i;</w:t>
-      </w:r>
-    </w:p>
-    <w:p>
-      <w:pPr>
-        <w:widowControl w:val="0"/>
-        <w:spacing w:before="1" w:line="240" w:lineRule="auto"/>
-        <w:ind w:left="10"/>
-        <w:rPr>
-          <w:rFonts w:ascii="Times New Roman" w:eastAsia="Times New Roman" w:hAnsi="Times New Roman" w:cs="Times New Roman"/>
-          <w:sz w:val="25"/>
-          <w:szCs w:val="25"/>
-        </w:rPr>
-      </w:pPr>
-      <w:r>
-        <w:rPr>
-          <w:rFonts w:ascii="Courier New" w:hAnsi="Courier New"/>
-          <w:b/>
-          <w:sz w:val="21"/>
-        </w:rPr>
-        <w:t xml:space="preserve">    }</w:t>
-      </w:r>
-    </w:p>
-    <w:p>
-      <w:pPr>
-        <w:widowControl w:val="0"/>
-        <w:spacing w:before="1" w:line="240" w:lineRule="auto"/>
-        <w:ind w:left="10"/>
-        <w:rPr>
-          <w:rFonts w:ascii="Times New Roman" w:eastAsia="Times New Roman" w:hAnsi="Times New Roman" w:cs="Times New Roman"/>
-          <w:sz w:val="25"/>
-          <w:szCs w:val="25"/>
-        </w:rPr>
-      </w:pPr>
-    </w:p>
-    <w:p>
-      <w:pPr>
-        <w:widowControl w:val="0"/>
-        <w:spacing w:before="1" w:line="240" w:lineRule="auto"/>
-        <w:ind w:left="10"/>
-        <w:rPr>
-          <w:rFonts w:ascii="Times New Roman" w:eastAsia="Times New Roman" w:hAnsi="Times New Roman" w:cs="Times New Roman"/>
-          <w:sz w:val="25"/>
-          <w:szCs w:val="25"/>
-        </w:rPr>
-      </w:pPr>
-      <w:r>
-        <w:rPr>
-          <w:rFonts w:ascii="Courier New" w:hAnsi="Courier New"/>
-          <w:b/>
-          <w:sz w:val="21"/>
-        </w:rPr>
-        <w:t xml:space="preserve">    printf("Factorial = %lld\n", fact);</w:t>
-      </w:r>
-    </w:p>
-    <w:p>
-      <w:pPr>
-        <w:widowControl w:val="0"/>
-        <w:spacing w:before="1" w:line="240" w:lineRule="auto"/>
-        <w:ind w:left="10"/>
-        <w:rPr>
-          <w:rFonts w:ascii="Times New Roman" w:eastAsia="Times New Roman" w:hAnsi="Times New Roman" w:cs="Times New Roman"/>
-          <w:sz w:val="25"/>
-          <w:szCs w:val="25"/>
-        </w:rPr>
-      </w:pPr>
-      <w:r>
-        <w:rPr>
-          <w:rFonts w:ascii="Courier New" w:hAnsi="Courier New"/>
-          <w:b/>
-          <w:sz w:val="21"/>
-        </w:rPr>
-        <w:t xml:space="preserve">    return 0;</w:t>
-      </w:r>
-    </w:p>
-    <w:p>
-      <w:pPr>
-        <w:widowControl w:val="0"/>
-        <w:spacing w:before="1" w:line="240" w:lineRule="auto"/>
-        <w:ind w:left="10"/>
-        <w:rPr>
-          <w:rFonts w:ascii="Times New Roman" w:eastAsia="Times New Roman" w:hAnsi="Times New Roman" w:cs="Times New Roman"/>
-          <w:sz w:val="25"/>
-          <w:szCs w:val="25"/>
-        </w:rPr>
-      </w:pPr>
-      <w:r>
-        <w:rPr>
-          <w:rFonts w:ascii="Courier New" w:hAnsi="Courier New"/>
-          <w:b/>
-          <w:sz w:val="21"/>
-        </w:rPr>
-        <w:t>}</w:t>
-      </w:r>
-    </w:p>
-    <w:p>
-      <w:pPr>
-        <w:widowControl w:val="0"/>
-        <w:spacing w:before="257" w:line="240" w:lineRule="auto"/>
-        <w:ind w:left="10"/>
-        <w:rPr>
-          <w:rFonts w:ascii="Times New Roman" w:eastAsia="Times New Roman" w:hAnsi="Times New Roman" w:cs="Times New Roman"/>
-          <w:sz w:val="25"/>
-          <w:szCs w:val="25"/>
-        </w:rPr>
-      </w:pPr>
-      <w:r>
-        <w:rPr>
-          <w:rFonts w:ascii="Times New Roman" w:eastAsia="Times New Roman" w:hAnsi="Times New Roman" w:cs="Times New Roman"/>
-          <w:b/>
-          <w:bCs/>
-          <w:sz w:val="25"/>
-          <w:szCs w:val="25"/>
-        </w:rPr>
-        <w:t xml:space="preserve">OUTPUT: </w:t>
-      </w:r>
-    </w:p>
-    <w:p>
-      <w:pPr>
-        <w:widowControl w:val="0"/>
-        <w:spacing w:before="257" w:line="240" w:lineRule="auto"/>
-        <w:ind w:left="10"/>
-        <w:rPr>
-          <w:rFonts w:ascii="Times New Roman" w:eastAsia="Times New Roman" w:hAnsi="Times New Roman" w:cs="Times New Roman"/>
-          <w:sz w:val="25"/>
-          <w:szCs w:val="25"/>
-        </w:rPr>
-      </w:pPr>
-      <w:r>
-        <w:rPr>
-          <w:rFonts w:ascii="Times New Roman" w:hAnsi="Times New Roman"/>
-          <w:b/>
-          <w:sz w:val="25"/>
-        </w:rPr>
-        <w:t>Enter a number: 5</w:t>
-      </w:r>
-    </w:p>
-    <w:p>
-      <w:pPr>
-        <w:widowControl w:val="0"/>
-        <w:spacing w:before="257" w:line="240" w:lineRule="auto"/>
-        <w:ind w:left="10"/>
-        <w:rPr>
-          <w:rFonts w:ascii="Times New Roman" w:eastAsia="Times New Roman" w:hAnsi="Times New Roman" w:cs="Times New Roman"/>
-          <w:sz w:val="25"/>
-          <w:szCs w:val="25"/>
-        </w:rPr>
-      </w:pPr>
-      <w:r>
-        <w:rPr>
-          <w:rFonts w:ascii="Times New Roman" w:hAnsi="Times New Roman"/>
-          <w:b/>
-          <w:sz w:val="25"/>
-        </w:rPr>
-        <w:t>Factorial = 120</w:t>
-      </w:r>
-    </w:p>
-    <w:p>
-      <w:pPr>
-        <w:widowControl w:val="0"/>
-        <w:spacing w:before="257" w:line="291" w:lineRule="auto"/>
-        <w:ind w:left="10"/>
-        <w:rPr>
-          <w:rFonts w:ascii="Times New Roman" w:eastAsia="Times New Roman" w:hAnsi="Times New Roman" w:cs="Times New Roman"/>
-          <w:sz w:val="25"/>
-          <w:szCs w:val="25"/>
-        </w:rPr>
-      </w:pPr>
-      <w:r>
-        <w:rPr>
-          <w:rFonts w:ascii="Times New Roman" w:eastAsia="Times New Roman" w:hAnsi="Times New Roman" w:cs="Times New Roman"/>
-          <w:b/>
-          <w:bCs/>
-          <w:sz w:val="25"/>
-          <w:szCs w:val="25"/>
-        </w:rPr>
-        <w:t xml:space="preserve">CONCLUSION: </w:t>
-      </w:r>
-      <w:r>
-        <w:rPr>
-          <w:rFonts w:ascii="Times New Roman" w:eastAsia="Times New Roman" w:hAnsi="Times New Roman" w:cs="Times New Roman"/>
-          <w:sz w:val="25"/>
-          <w:szCs w:val="25"/>
-        </w:rPr>
-        <w:t xml:space="preserve">Thus, we have successfully executed </w:t>
-      </w:r>
-      <w:r>
-        <w:rPr>
-          <w:rFonts w:ascii="Times New Roman" w:eastAsia="Times New Roman" w:hAnsi="Times New Roman" w:cs="Times New Roman"/>
-          <w:sz w:val="24"/>
-          <w:szCs w:val="24"/>
-        </w:rPr>
-        <w:t>factorial of a number with and without recursion.</w:t>
-      </w:r>
-    </w:p>
-    <w:p>
-      <w:pPr>
-        <w:pStyle w:val="Heading1"/>
-        <w:keepNext w:val="0"/>
-        <w:keepLines w:val="0"/>
-        <w:widowControl w:val="0"/>
-        <w:spacing w:before="204" w:after="0" w:line="240" w:lineRule="auto"/>
-        <w:ind w:left="10"/>
-        <w:rPr>
-          <w:rFonts w:ascii="Times New Roman" w:eastAsia="Times New Roman" w:hAnsi="Times New Roman" w:cs="Times New Roman"/>
-          <w:b/>
-          <w:bCs/>
-          <w:sz w:val="25"/>
-          <w:szCs w:val="25"/>
-        </w:rPr>
-      </w:pPr>
-      <w:r>
-        <w:rPr>
-          <w:rFonts w:ascii="Times New Roman" w:eastAsia="Times New Roman" w:hAnsi="Times New Roman" w:cs="Times New Roman"/>
-          <w:b/>
-          <w:bCs/>
-          <w:sz w:val="25"/>
-          <w:szCs w:val="25"/>
-        </w:rPr>
-        <w:t>FAQs:</w:t>
-      </w:r>
-    </w:p>
-    <w:p>
-      <w:pPr>
-        <w:widowControl w:val="0"/>
-        <w:tabs>
-          <w:tab w:val="left" w:pos="726"/>
-        </w:tabs>
-        <w:spacing w:before="258" w:line="240" w:lineRule="auto"/>
-        <w:rPr>
-          <w:rFonts w:ascii="Times New Roman" w:eastAsia="Times New Roman" w:hAnsi="Times New Roman" w:cs="Times New Roman"/>
-          <w:sz w:val="25"/>
-          <w:szCs w:val="25"/>
-        </w:rPr>
-      </w:pPr>
-      <w:r>
-        <w:rPr>
-          <w:rFonts w:ascii="Times New Roman" w:eastAsia="Times New Roman" w:hAnsi="Times New Roman" w:cs="Times New Roman"/>
-          <w:sz w:val="25"/>
-          <w:szCs w:val="25"/>
-        </w:rPr>
-        <w:t>1. What is the purpose of calculating factorial in programming?</w:t>
-      </w:r>
-    </w:p>
-    <w:p>
-      <w:pPr>
-        <w:widowControl w:val="0"/>
-        <w:tabs>
-          <w:tab w:val="left" w:pos="726"/>
-        </w:tabs>
-        <w:spacing w:before="258" w:line="240" w:lineRule="auto"/>
-        <w:rPr>
-          <w:rFonts w:ascii="Times New Roman" w:eastAsia="Times New Roman" w:hAnsi="Times New Roman" w:cs="Times New Roman"/>
-          <w:sz w:val="25"/>
-          <w:szCs w:val="25"/>
-        </w:rPr>
-      </w:pPr>
-      <w:r>
-        <w:rPr>
-          <w:rFonts w:ascii="Times New Roman" w:hAnsi="Times New Roman"/>
-          <w:sz w:val="25"/>
-        </w:rPr>
-        <w:t xml:space="preserve">What is the purpose of calculating factorial in programming is an important programming concept because it supports clear problem solving, structured logic, and correct implementation. Understanding it helps in writing programs that are easier to develop, test, </w:t>
-      </w:r>
-      <w:r>
-        <w:rPr>
-          <w:rFonts w:ascii="Times New Roman" w:hAnsi="Times New Roman"/>
-          <w:sz w:val="25"/>
-        </w:rPr>
-        <w:lastRenderedPageBreak/>
-        <w:t>and maintain.</w:t>
-      </w:r>
-    </w:p>
-    <w:p>
-      <w:pPr>
-        <w:widowControl w:val="0"/>
-        <w:tabs>
-          <w:tab w:val="left" w:pos="726"/>
-        </w:tabs>
-        <w:spacing w:before="258" w:line="240" w:lineRule="auto"/>
-      </w:pPr>
-      <w:r>
-        <w:rPr>
-          <w:rFonts w:ascii="Times New Roman" w:eastAsia="Times New Roman" w:hAnsi="Times New Roman" w:cs="Times New Roman"/>
-          <w:sz w:val="25"/>
-          <w:szCs w:val="25"/>
-        </w:rPr>
         <w:t>2. What is the difference between recursive and non-recursive (iterative) methods?</w:t>
-      </w:r>
-    </w:p>
-    <w:p>
-      <w:pPr>
-        <w:widowControl w:val="0"/>
-        <w:tabs>
-          <w:tab w:val="left" w:pos="726"/>
-        </w:tabs>
-        <w:spacing w:before="258" w:line="240" w:lineRule="auto"/>
-      </w:pPr>
-      <w:r>
-        <w:rPr>
-          <w:rFonts w:ascii="Times New Roman" w:hAnsi="Times New Roman"/>
-          <w:sz w:val="25"/>
-        </w:rPr>
-        <w:t>What is the difference between recursive and non-recursive (iterative) methods is an important programming concept because it supports clear problem solving, structured logic, and correct implementation. Understanding it helps in writing programs that are easier to develop, test, and maintain.</w:t>
       </w:r>
     </w:p>
     <w:p/>
@@ -1485,6 +1414,36 @@
   </w:abstractNum>
   <w:num w:numId="1" w16cid:durableId="2045136919">
     <w:abstractNumId w:val="0"/>
+  </w:num>
+  <w:num w:numId="2" w16cid:durableId="1428765862">
+    <w:abstractNumId w:val="0"/>
+    <w:lvlOverride w:ilvl="0">
+      <w:startOverride w:val="1"/>
+    </w:lvlOverride>
+    <w:lvlOverride w:ilvl="1">
+      <w:startOverride w:val="1"/>
+    </w:lvlOverride>
+    <w:lvlOverride w:ilvl="2">
+      <w:startOverride w:val="1"/>
+    </w:lvlOverride>
+    <w:lvlOverride w:ilvl="3">
+      <w:startOverride w:val="1"/>
+    </w:lvlOverride>
+    <w:lvlOverride w:ilvl="4">
+      <w:startOverride w:val="1"/>
+    </w:lvlOverride>
+    <w:lvlOverride w:ilvl="5">
+      <w:startOverride w:val="1"/>
+    </w:lvlOverride>
+    <w:lvlOverride w:ilvl="6">
+      <w:startOverride w:val="1"/>
+    </w:lvlOverride>
+    <w:lvlOverride w:ilvl="7">
+      <w:startOverride w:val="1"/>
+    </w:lvlOverride>
+    <w:lvlOverride w:ilvl="8">
+      <w:startOverride w:val="1"/>
+    </w:lvlOverride>
   </w:num>
 </w:numbering>
 </file>
